--- a/templates/commander_report_template.docx
+++ b/templates/commander_report_template.docx
@@ -7,12 +7,12 @@
         <w:pStyle w:val="Title"/>
       </w:pPr>
       <w:r>
-        <w:t>AAR — Commandantenverslag</w:t>
+        <w:t>AAR — Persoonlijk verslag</w:t>
       </w:r>
     </w:p>
     <w:p>
       <w:r>
-        <w:t>Vul dit verslag zo volledig mogelijk in. Beschrijf wat u zelf hebt waargenomen, geweten en besloten op het moment zelf — niet wat achteraf bleek. Gebruik voor de verhalende delen gerust uw eigen woorden.</w:t>
+        <w:t>Kort, duidelijk en specifiek — geen volledig verhaal nodig. Wat u zelf zag, wist en besloot op dat moment, niet wat achteraf bleek. Details bespreken we samen tijdens de AAR.</w:t>
       </w:r>
     </w:p>
     <w:p>
@@ -40,7 +40,7 @@
           </w:tcPr>
           <w:p>
             <w:r>
-              <w:t>Roepnummer</w:t>
+              <w:t>Callsign</w:t>
             </w:r>
           </w:p>
         </w:tc>
@@ -60,7 +60,7 @@
           </w:tcPr>
           <w:p>
             <w:r>
-              <w:t>Officiële eenheidsnaam</w:t>
+              <w:t>Officiële eenheidsnaam (bv. 1H PZ)</w:t>
             </w:r>
           </w:p>
         </w:tc>
@@ -119,7 +119,7 @@
         <w:pStyle w:val="Heading1"/>
       </w:pPr>
       <w:r>
-        <w:t>B. Eerste en relevante waarnemingen</w:t>
+        <w:t>B. Feiten, info en waarnemingen bij aankomst</w:t>
       </w:r>
     </w:p>
     <w:p/>
@@ -128,7 +128,233 @@
         <w:pStyle w:val="Heading1"/>
       </w:pPr>
       <w:r>
-        <w:t>C. Informatiepositie</w:t>
+        <w:t>C. Acties</w:t>
+      </w:r>
+    </w:p>
+    <w:p>
+      <w:r>
+        <w:t>Eén blok per actie: wat deed u (Actie), met welk doel (Doel), en wat was het resultaat (Resultaat)? Voeg een Toelichting toe als het niet volledig lukte. Meer acties dan de onderstaande blokken? Kopieer een blok en plak het eronder.</w:t>
+      </w:r>
+    </w:p>
+    <w:p>
+      <w:pPr>
+        <w:spacing w:before="360" w:after="80"/>
+      </w:pPr>
+      <w:r>
+        <w:rPr>
+          <w:b/>
+          <w:sz w:val="26"/>
+        </w:rPr>
+        <w:t>Actie 1:</w:t>
+      </w:r>
+    </w:p>
+    <w:p>
+      <w:pPr>
+        <w:spacing w:after="200"/>
+      </w:pPr>
+    </w:p>
+    <w:p>
+      <w:pPr>
+        <w:spacing w:before="120" w:after="40"/>
+        <w:ind w:left="280"/>
+      </w:pPr>
+      <w:r>
+        <w:rPr>
+          <w:b/>
+        </w:rPr>
+        <w:t>Doel:</w:t>
+      </w:r>
+    </w:p>
+    <w:p>
+      <w:pPr>
+        <w:spacing w:after="160"/>
+        <w:ind w:left="280"/>
+      </w:pPr>
+    </w:p>
+    <w:p>
+      <w:pPr>
+        <w:spacing w:before="120" w:after="40"/>
+        <w:ind w:left="280"/>
+      </w:pPr>
+      <w:r>
+        <w:rPr>
+          <w:b/>
+        </w:rPr>
+        <w:t>Resultaat:</w:t>
+      </w:r>
+    </w:p>
+    <w:p>
+      <w:pPr>
+        <w:spacing w:after="160"/>
+        <w:ind w:left="280"/>
+      </w:pPr>
+    </w:p>
+    <w:p>
+      <w:pPr>
+        <w:spacing w:before="120" w:after="40"/>
+        <w:ind w:left="280"/>
+      </w:pPr>
+      <w:r>
+        <w:rPr>
+          <w:b/>
+        </w:rPr>
+        <w:t>Toelichting (optioneel, bv. als het niet volledig lukte: waarom):</w:t>
+      </w:r>
+    </w:p>
+    <w:p>
+      <w:pPr>
+        <w:spacing w:after="160"/>
+        <w:ind w:left="280"/>
+      </w:pPr>
+    </w:p>
+    <w:p>
+      <w:pPr>
+        <w:spacing w:before="360" w:after="80"/>
+      </w:pPr>
+      <w:r>
+        <w:rPr>
+          <w:b/>
+          <w:sz w:val="26"/>
+        </w:rPr>
+        <w:t>Actie 2:</w:t>
+      </w:r>
+    </w:p>
+    <w:p>
+      <w:pPr>
+        <w:spacing w:after="200"/>
+      </w:pPr>
+    </w:p>
+    <w:p>
+      <w:pPr>
+        <w:spacing w:before="120" w:after="40"/>
+        <w:ind w:left="280"/>
+      </w:pPr>
+      <w:r>
+        <w:rPr>
+          <w:b/>
+        </w:rPr>
+        <w:t>Doel:</w:t>
+      </w:r>
+    </w:p>
+    <w:p>
+      <w:pPr>
+        <w:spacing w:after="160"/>
+        <w:ind w:left="280"/>
+      </w:pPr>
+    </w:p>
+    <w:p>
+      <w:pPr>
+        <w:spacing w:before="120" w:after="40"/>
+        <w:ind w:left="280"/>
+      </w:pPr>
+      <w:r>
+        <w:rPr>
+          <w:b/>
+        </w:rPr>
+        <w:t>Resultaat:</w:t>
+      </w:r>
+    </w:p>
+    <w:p>
+      <w:pPr>
+        <w:spacing w:after="160"/>
+        <w:ind w:left="280"/>
+      </w:pPr>
+    </w:p>
+    <w:p>
+      <w:pPr>
+        <w:spacing w:before="120" w:after="40"/>
+        <w:ind w:left="280"/>
+      </w:pPr>
+      <w:r>
+        <w:rPr>
+          <w:b/>
+        </w:rPr>
+        <w:t>Toelichting (optioneel, bv. als het niet volledig lukte: waarom):</w:t>
+      </w:r>
+    </w:p>
+    <w:p>
+      <w:pPr>
+        <w:spacing w:after="160"/>
+        <w:ind w:left="280"/>
+      </w:pPr>
+    </w:p>
+    <w:p>
+      <w:pPr>
+        <w:spacing w:before="360" w:after="80"/>
+      </w:pPr>
+      <w:r>
+        <w:rPr>
+          <w:b/>
+          <w:sz w:val="26"/>
+        </w:rPr>
+        <w:t>Actie 3:</w:t>
+      </w:r>
+    </w:p>
+    <w:p>
+      <w:pPr>
+        <w:spacing w:after="200"/>
+      </w:pPr>
+    </w:p>
+    <w:p>
+      <w:pPr>
+        <w:spacing w:before="120" w:after="40"/>
+        <w:ind w:left="280"/>
+      </w:pPr>
+      <w:r>
+        <w:rPr>
+          <w:b/>
+        </w:rPr>
+        <w:t>Doel:</w:t>
+      </w:r>
+    </w:p>
+    <w:p>
+      <w:pPr>
+        <w:spacing w:after="160"/>
+        <w:ind w:left="280"/>
+      </w:pPr>
+    </w:p>
+    <w:p>
+      <w:pPr>
+        <w:spacing w:before="120" w:after="40"/>
+        <w:ind w:left="280"/>
+      </w:pPr>
+      <w:r>
+        <w:rPr>
+          <w:b/>
+        </w:rPr>
+        <w:t>Resultaat:</w:t>
+      </w:r>
+    </w:p>
+    <w:p>
+      <w:pPr>
+        <w:spacing w:after="160"/>
+        <w:ind w:left="280"/>
+      </w:pPr>
+    </w:p>
+    <w:p>
+      <w:pPr>
+        <w:spacing w:before="120" w:after="40"/>
+        <w:ind w:left="280"/>
+      </w:pPr>
+      <w:r>
+        <w:rPr>
+          <w:b/>
+        </w:rPr>
+        <w:t>Toelichting (optioneel, bv. als het niet volledig lukte: waarom):</w:t>
+      </w:r>
+    </w:p>
+    <w:p>
+      <w:pPr>
+        <w:spacing w:after="160"/>
+        <w:ind w:left="280"/>
+      </w:pPr>
+    </w:p>
+    <w:p>
+      <w:pPr>
+        <w:pStyle w:val="Heading1"/>
+      </w:pPr>
+      <w:r>
+        <w:t>D. Wat ging goed</w:t>
       </w:r>
     </w:p>
     <w:p/>
@@ -137,7 +363,7 @@
         <w:pStyle w:val="Heading1"/>
       </w:pPr>
       <w:r>
-        <w:t>D. Inschatting</w:t>
+        <w:t>E. Wat kon beter, en waarom</w:t>
       </w:r>
     </w:p>
     <w:p/>
@@ -146,7 +372,7 @@
         <w:pStyle w:val="Heading1"/>
       </w:pPr>
       <w:r>
-        <w:t>E. Beslissing</w:t>
+        <w:t>F. Overige opmerkingen (vrij in te vullen)</w:t>
       </w:r>
     </w:p>
     <w:p/>
@@ -155,129 +381,7 @@
         <w:pStyle w:val="Heading1"/>
       </w:pPr>
       <w:r>
-        <w:t>F. Doel / intentie</w:t>
-      </w:r>
-    </w:p>
-    <w:p/>
-    <w:p>
-      <w:pPr>
-        <w:pStyle w:val="Heading1"/>
-      </w:pPr>
-      <w:r>
-        <w:t>G. Verloop / verhaal</w:t>
-      </w:r>
-    </w:p>
-    <w:p/>
-    <w:p>
-      <w:pPr>
-        <w:pStyle w:val="Heading1"/>
-      </w:pPr>
-      <w:r>
-        <w:t>H. Resultaat</w:t>
-      </w:r>
-    </w:p>
-    <w:p/>
-    <w:p>
-      <w:pPr>
-        <w:pStyle w:val="Heading1"/>
-      </w:pPr>
-      <w:r>
-        <w:t>I. Is het doel bereikt?</w:t>
-      </w:r>
-    </w:p>
-    <w:tbl>
-      <w:tblPr>
-        <w:tblStyle w:val="LightGrid-Accent1"/>
-        <w:tblW w:type="auto" w:w="0"/>
-        <w:tblLook w:firstColumn="1" w:firstRow="1" w:lastColumn="0" w:lastRow="0" w:noHBand="0" w:noVBand="1" w:val="04A0"/>
-      </w:tblPr>
-      <w:tblGrid>
-        <w:gridCol w:w="4320"/>
-        <w:gridCol w:w="4320"/>
-      </w:tblGrid>
-      <w:tr>
-        <w:tc>
-          <w:tcPr>
-            <w:tcW w:type="dxa" w:w="4320"/>
-          </w:tcPr>
-          <w:p>
-            <w:r>
-              <w:t>Antwoord (Ja / Gedeeltelijk / Nee / Niet te beoordelen)</w:t>
-            </w:r>
-          </w:p>
-        </w:tc>
-        <w:tc>
-          <w:tcPr>
-            <w:tcW w:type="dxa" w:w="4320"/>
-          </w:tcPr>
-          <w:p>
-            <w:r/>
-          </w:p>
-        </w:tc>
-      </w:tr>
-      <w:tr>
-        <w:tc>
-          <w:tcPr>
-            <w:tcW w:type="dxa" w:w="4320"/>
-          </w:tcPr>
-          <w:p>
-            <w:r>
-              <w:t>Toelichting bij doelbereik</w:t>
-            </w:r>
-          </w:p>
-        </w:tc>
-        <w:tc>
-          <w:tcPr>
-            <w:tcW w:type="dxa" w:w="4320"/>
-          </w:tcPr>
-          <w:p>
-            <w:r/>
-          </w:p>
-        </w:tc>
-      </w:tr>
-    </w:tbl>
-    <w:p>
-      <w:pPr>
-        <w:pStyle w:val="Heading1"/>
-      </w:pPr>
-      <w:r>
-        <w:t>J. Wat ging goed?</w:t>
-      </w:r>
-    </w:p>
-    <w:p/>
-    <w:p>
-      <w:pPr>
-        <w:pStyle w:val="Heading1"/>
-      </w:pPr>
-      <w:r>
-        <w:t>K. Wat ging minder goed?</w:t>
-      </w:r>
-    </w:p>
-    <w:p/>
-    <w:p>
-      <w:pPr>
-        <w:pStyle w:val="Heading1"/>
-      </w:pPr>
-      <w:r>
-        <w:t>L. Waarom?</w:t>
-      </w:r>
-    </w:p>
-    <w:p/>
-    <w:p>
-      <w:pPr>
-        <w:pStyle w:val="Heading1"/>
-      </w:pPr>
-      <w:r>
-        <w:t>M. Twijfels / veronderstellingen / onzekerheden</w:t>
-      </w:r>
-    </w:p>
-    <w:p/>
-    <w:p>
-      <w:pPr>
-        <w:pStyle w:val="Heading1"/>
-      </w:pPr>
-      <w:r>
-        <w:t>N. Overige relevante waarnemingen</w:t>
+        <w:t>G. Problemen of moeilijkheden die ervaren werden</w:t>
       </w:r>
     </w:p>
     <w:p/>
@@ -710,7 +814,7 @@
     <w:pPr>
       <w:keepNext/>
       <w:keepLines/>
-      <w:spacing w:before="480" w:after="0"/>
+      <w:spacing w:before="400" w:after="120"/>
       <w:outlineLvl w:val="0"/>
     </w:pPr>
     <w:rPr>
@@ -718,7 +822,7 @@
       <w:b/>
       <w:bCs/>
       <w:color w:val="365F91" w:themeColor="accent1" w:themeShade="BF"/>
-      <w:sz w:val="28"/>
+      <w:sz w:val="26"/>
       <w:szCs w:val="28"/>
     </w:rPr>
   </w:style>
